--- a/CA-1 project proposal.docx
+++ b/CA-1 project proposal.docx
@@ -5,6 +5,9 @@
     <w:p>
       <w:r>
         <w:t>Introduction</w:t>
+      </w:r>
+      <w:r>
+        <w:t xml:space="preserve"> : Machine learning</w:t>
       </w:r>
     </w:p>
     <w:sectPr>

--- a/CA-1 project proposal.docx
+++ b/CA-1 project proposal.docx
@@ -8,6 +8,16 @@
       </w:r>
       <w:r>
         <w:t xml:space="preserve"> : Machine learning</w:t>
+      </w:r>
+    </w:p>
+    <w:p>
+      <w:r>
+        <w:t>Ca-1</w:t>
+      </w:r>
+    </w:p>
+    <w:p>
+      <w:r>
+        <w:t>conclution</w:t>
       </w:r>
     </w:p>
     <w:sectPr>
